--- a/public/chat_files/cuevas_intake_and_consent_draft_messy.docx
+++ b/public/chat_files/cuevas_intake_and_consent_draft_messy.docx
@@ -8,7 +8,7 @@
           <w:b/>
           <w:sz w:val="28"/>
         </w:rPr>
-        <w:t>Cuevas Speech &amp; Language Therapy LLC — Rough Intake &amp; Policy Notes</w:t>
+        <w:t>Cuevas Speech &amp; Language Therapy — Rough Intake Notes (Scramble)</w:t>
       </w:r>
     </w:p>
     <w:p>
@@ -16,7 +16,7 @@
         <w:rPr>
           <w:sz w:val="22"/>
         </w:rPr>
-        <w:t xml:space="preserve">Practice Overview: Private pediatric speech, language, and feeding therapy clinic located in Austin, TX.</w:t>
+        <w:t xml:space="preserve">Pediatric clinic in Austin. We do speech therapy, language development, and sensory processing.</w:t>
       </w:r>
     </w:p>
     <w:p>
@@ -24,7 +24,7 @@
         <w:rPr>
           <w:sz w:val="22"/>
         </w:rPr>
-        <w:t xml:space="preserve">Draft Policy Notes: Need a strict 24-hour cancellation rule because parents cancel 30 minutes before appointment and leave therapists with dead hours.</w:t>
+        <w:t xml:space="preserve">Current intake has messy cancellation clause: parents argue over late fees.</w:t>
       </w:r>
     </w:p>
     <w:p>
@@ -32,7 +32,7 @@
         <w:rPr>
           <w:sz w:val="22"/>
         </w:rPr>
-        <w:t xml:space="preserve">HIPAA Consent: Need updated disclosures for teletherapy video recording, mirror observation by student clinicians, and coordination with school district ARD committees.</w:t>
+        <w:t xml:space="preserve">HIPAA notice is from 2019 and doesn't mention teletherapy video recording.</w:t>
       </w:r>
     </w:p>
     <w:p>
@@ -40,7 +40,7 @@
         <w:rPr>
           <w:sz w:val="22"/>
         </w:rPr>
-        <w:t xml:space="preserve">Insurance &amp; Billing: We are private pay but provide monthly superbills. Parents need to understand they are 100% financially responsible if out-of-network insurance denies the claim.</w:t>
+        <w:t xml:space="preserve">Need a strict pediatric clinical agreement with legal guarantor designations.</w:t>
       </w:r>
     </w:p>
   </w:body>

--- a/public/chat_files/cuevas_intake_and_consent_draft_messy.docx
+++ b/public/chat_files/cuevas_intake_and_consent_draft_messy.docx
@@ -3,44 +3,113 @@
 <w:document xmlns:w="http://schemas.openxmlformats.org/wordprocessingml/2006/main">
   <w:body>
     <w:p>
+      <w:pPr>
+        <w:spacing w:before="120" w:after="240"/>
+      </w:pPr>
       <w:r>
         <w:rPr>
           <w:b/>
-          <w:sz w:val="28"/>
+          <w:color w:val="0F172A"/>
+          <w:sz w:val="32"/>
         </w:rPr>
-        <w:t>Cuevas Speech &amp; Language Therapy — Rough Intake Notes (Scramble)</w:t>
+        <w:t xml:space="preserve">Cuevas Speech &amp; Language Therapy — Rough Intake Notes &amp; Policy Scramble</w:t>
       </w:r>
     </w:p>
     <w:p>
+      <w:pPr>
+        <w:spacing w:before="240" w:after="80"/>
+      </w:pPr>
       <w:r>
         <w:rPr>
-          <w:sz w:val="22"/>
+          <w:b/>
+          <w:color w:val="0F172A"/>
+          <w:sz w:val="24"/>
         </w:rPr>
-        <w:t xml:space="preserve">Pediatric clinic in Austin. We do speech therapy, language development, and sensory processing.</w:t>
+        <w:t xml:space="preserve">CLINIC INTAKE DESK NOTES (ROUGH DRAFT — ISSA CUEVAS)</w:t>
       </w:r>
     </w:p>
     <w:p>
+      <w:pPr>
+        <w:spacing w:after="140" w:line="276" w:lineRule="auto"/>
+      </w:pPr>
       <w:r>
         <w:rPr>
-          <w:sz w:val="22"/>
+          <w:color w:val="1E293B"/>
+          <w:sz w:val="21"/>
         </w:rPr>
-        <w:t xml:space="preserve">Current intake has messy cancellation clause: parents argue over late fees.</w:t>
+        <w:t xml:space="preserve">Practice: Cuevas Speech &amp; Language Therapy, PLLC · 3410 Far West Blvd, Suite 280, Austin, TX 78731.</w:t>
       </w:r>
     </w:p>
     <w:p>
+      <w:pPr>
+        <w:spacing w:after="140" w:line="276" w:lineRule="auto"/>
+      </w:pPr>
       <w:r>
         <w:rPr>
-          <w:sz w:val="22"/>
+          <w:color w:val="1E293B"/>
+          <w:sz w:val="21"/>
         </w:rPr>
-        <w:t xml:space="preserve">HIPAA notice is from 2019 and doesn't mention teletherapy video recording.</w:t>
+        <w:t xml:space="preserve">Issues with current 2019 paperwork: Parents constantly argue over missed sessions. Last week Mrs. Henderson refused to pay the $50 late fee because she claimed 'it wasn't clear in the paperwork' that sick days still hold the therapist's hour.</w:t>
       </w:r>
     </w:p>
     <w:p>
+      <w:pPr>
+        <w:spacing w:after="140" w:line="276" w:lineRule="auto"/>
+      </w:pPr>
       <w:r>
         <w:rPr>
-          <w:sz w:val="22"/>
+          <w:color w:val="1E293B"/>
+          <w:sz w:val="21"/>
         </w:rPr>
-        <w:t xml:space="preserve">Need a strict pediatric clinical agreement with legal guarantor designations.</w:t>
+        <w:t xml:space="preserve">Need to change the policy wording: It must state '$75 reserved clinical hour fee' — not an admin charge or late fee. In pediatric speech pathology, we reserve an entire treatment room and 60 minutes of clinician time. Third-party insurance never reimburses missed hours.</w:t>
+      </w:r>
+    </w:p>
+    <w:p>
+      <w:pPr>
+        <w:spacing w:after="140" w:line="276" w:lineRule="auto"/>
+      </w:pPr>
+      <w:r>
+        <w:rPr>
+          <w:color w:val="1E293B"/>
+          <w:sz w:val="21"/>
+        </w:rPr>
+        <w:t xml:space="preserve">HIPAA notice needs major overhaul: Form is from 2019. Does not mention telepractice video recording, two-way mirror observation rooms, or our new encrypted EHR tablet check-in system.</w:t>
+      </w:r>
+    </w:p>
+    <w:p>
+      <w:pPr>
+        <w:spacing w:after="140" w:line="276" w:lineRule="auto"/>
+      </w:pPr>
+      <w:r>
+        <w:rPr>
+          <w:color w:val="1E293B"/>
+          <w:sz w:val="21"/>
+        </w:rPr>
+        <w:t xml:space="preserve">Guarantor confusion: We treat pediatric minors, but parents often write down split custody or say 'bill my ex-husband'. We need strict legal language that whoever signs the agreement is the sole Legal Financial Guarantor personally liable for all fees.</w:t>
+      </w:r>
+    </w:p>
+    <w:p>
+      <w:pPr>
+        <w:spacing w:after="140" w:line="276" w:lineRule="auto"/>
+      </w:pPr>
+      <w:r>
+        <w:rPr>
+          <w:color w:val="1E293B"/>
+          <w:sz w:val="21"/>
+        </w:rPr>
+        <w:t xml:space="preserve">Superbills: Parents keep asking when superbills are ready for their out-of-network insurance reimbursement. We need a fixed schedule: Superbills are generated on the 1st of each calendar month with CPT codes (92507, 92523, 92526) and ICD-10 codes.</w:t>
+      </w:r>
+    </w:p>
+    <w:p>
+      <w:pPr>
+        <w:spacing w:after="140" w:line="276" w:lineRule="auto"/>
+      </w:pPr>
+      <w:r>
+        <w:rPr>
+          <w:color w:val="1E293B"/>
+          <w:sz w:val="21"/>
+        </w:rPr>
+        <w:t xml:space="preserve">Disclaimer required: Need an explicit disclaimer that progress evaluations are clinical estimates and not guaranteed medical or developmental outcomes.</w:t>
       </w:r>
     </w:p>
   </w:body>

--- a/public/chat_files/cuevas_intake_and_consent_draft_messy.docx
+++ b/public/chat_files/cuevas_intake_and_consent_draft_messy.docx
@@ -13,7 +13,64 @@
           <w:color w:val="0F172A"/>
           <w:sz w:val="44"/>
         </w:rPr>
-        <w:t>Cuevas Speech &amp; Language Therapy — Rough Intake Notes &amp; Policy Scramble</w:t>
+        <w:t>Bloom Speech &amp; Language Clinic — Master Pediatric Intake &amp; Clinical Consent Packet (Clinical Draft Notes)</w:t>
+      </w:r>
+    </w:p>
+    <w:p>
+      <w:pPr>
+        <w:spacing w:before="0" w:after="120" w:line="276" w:lineRule="auto"/>
+      </w:pPr>
+      <w:r>
+        <w:rPr>
+          <w:rFonts w:ascii="Calibri" w:hAnsi="Calibri"/>
+          <w:color w:val="1E293B"/>
+          <w:sz w:val="20"/>
+        </w:rPr>
+        <w:t>PRACTICE: Bloom Speech &amp; Language Therapy, PLLC · San Antonio &amp; Austin, TX</w:t>
+      </w:r>
+    </w:p>
+    <w:p>
+      <w:pPr>
+        <w:spacing w:before="0" w:after="120" w:line="276" w:lineRule="auto"/>
+      </w:pPr>
+      <w:r>
+        <w:rPr>
+          <w:rFonts w:ascii="Calibri" w:hAnsi="Calibri"/>
+          <w:color w:val="1E293B"/>
+          <w:sz w:val="20"/>
+        </w:rPr>
+        <w:t>CLINICAL DIRECTOR: Issa Cuevas, M.S., CCC-SLP (Licensed Pediatric Speech-Language Pathologist)</w:t>
+      </w:r>
+    </w:p>
+    <w:p>
+      <w:pPr>
+        <w:spacing w:before="0" w:after="120" w:line="276" w:lineRule="auto"/>
+      </w:pPr>
+      <w:r>
+        <w:rPr>
+          <w:rFonts w:ascii="Calibri" w:hAnsi="Calibri"/>
+          <w:color w:val="1E293B"/>
+          <w:sz w:val="20"/>
+        </w:rPr>
+        <w:t>FACILITY ADDRESS: 3410 Far West Blvd, Suite 280, Austin, TX 78731</w:t>
+      </w:r>
+    </w:p>
+    <w:p>
+      <w:pPr>
+        <w:spacing w:before="0" w:after="120" w:line="276" w:lineRule="auto"/>
+      </w:pPr>
+      <w:r>
+        <w:rPr>
+          <w:rFonts w:ascii="Calibri" w:hAnsi="Calibri"/>
+          <w:color w:val="1E293B"/>
+          <w:sz w:val="20"/>
+        </w:rPr>
+        <w:t>DOCUMENT: Master Pediatric Clinical Intake Questionnaire &amp; Financial Policy Scramble</w:t>
+      </w:r>
+    </w:p>
+    <w:p>
+      <w:r>
+        <w:br w:type="page"/>
       </w:r>
     </w:p>
     <w:p>
@@ -28,7 +85,7 @@
           <w:color w:val="0F172A"/>
           <w:sz w:val="26"/>
         </w:rPr>
-        <w:t>CLINIC INTAKE DESK NOTES (ROUGH DRAFT — ISSA CUEVAS)</w:t>
+        <w:t>SECTION 1: CLINICAL BACKGROUND &amp; PROBLEMS WITH OUTDATED 2019 FORMS</w:t>
       </w:r>
     </w:p>
     <w:p>
@@ -41,7 +98,7 @@
           <w:color w:val="1E293B"/>
           <w:sz w:val="20"/>
         </w:rPr>
-        <w:t>Practice: Cuevas Speech &amp; Language Therapy, PLLC · 3410 Far West Blvd, Suite 280, Austin, TX 78731.</w:t>
+        <w:t>Notes from Issa on why our existing clinic paperwork is failing us in 2026:</w:t>
       </w:r>
     </w:p>
     <w:p>
@@ -54,7 +111,7 @@
           <w:color w:val="1E293B"/>
           <w:sz w:val="20"/>
         </w:rPr>
-        <w:t>Issues with current 2019 paperwork: Parents constantly argue over missed sessions. Last week Mrs. Henderson refused to pay the $50 late fee because she claimed 'it wasn't clear in the paperwork' that sick days still hold the therapist's hour.</w:t>
+        <w:t>1. The 'Late Cancellation' Dispute: Parents constantly push back when billed for missed therapy sessions. Last month, a parent argued that our $50 fee was an 'unfair penalty' because their child woke up with a fever at 7:00 AM.</w:t>
       </w:r>
     </w:p>
     <w:p>
@@ -67,7 +124,7 @@
           <w:color w:val="1E293B"/>
           <w:sz w:val="20"/>
         </w:rPr>
-        <w:t>Need to change the policy wording: It must state '$75 reserved clinical hour fee' — not an admin charge or late fee. In pediatric speech pathology, we reserve an entire treatment room and 60 minutes of clinician time. Third-party insurance never reimburses missed hours.</w:t>
+        <w:t>Legal Re-wording Mandate: We must eliminate the word 'cancellation penalty' and reframe this as a '$75 Reserved Clinical Hour Fee.' In pediatric speech pathology, we reserve an entire treatment room and 60 minutes of specialized clinician time. Insurance does not reimburse missed therapy hours. If a family reserves that slot, our therapist is sitting in the clinic prepared to work.</w:t>
       </w:r>
     </w:p>
     <w:p>
@@ -80,7 +137,7 @@
           <w:color w:val="1E293B"/>
           <w:sz w:val="20"/>
         </w:rPr>
-        <w:t>HIPAA notice needs major overhaul: Form is from 2019. Does not mention telepractice video recording, two-way mirror observation rooms, or our new encrypted EHR tablet check-in system.</w:t>
+        <w:t>2. Split-Custody Guarantor Nightmares: We frequently encounter divorced parents where Mother signs the intake form and says, 'Bill my ex-husband per our divorce decree.' The ex-husband refuses to pay, leaving our practice with thousands in uncollectible debt.</w:t>
       </w:r>
     </w:p>
     <w:p>
@@ -93,7 +150,7 @@
           <w:color w:val="1E293B"/>
           <w:sz w:val="20"/>
         </w:rPr>
-        <w:t>Guarantor confusion: We treat pediatric minors, but parents often write down split custody or say 'bill my ex-husband'. We need strict legal language that whoever signs the agreement is the sole Legal Financial Guarantor personally liable for all fees.</w:t>
+        <w:t>Legal Fix: Strict financial guarantor clause. The parent or guardian who physically or digitally signs this agreement is the sole Legal Financial Guarantor personally liable for 100% of session fees, regardless of third-party divorce stipulations or custody agreements.</w:t>
       </w:r>
     </w:p>
     <w:p>
@@ -106,7 +163,7 @@
           <w:color w:val="1E293B"/>
           <w:sz w:val="20"/>
         </w:rPr>
-        <w:t>Superbills: Parents keep asking when superbills are ready for their out-of-network insurance reimbursement. We need a fixed schedule: Superbills are generated on the 1st of each calendar month with CPT codes (92507, 92523, 92526) and ICD-10 codes.</w:t>
+        <w:t>3. Out-of-Network Superbill Clarification: Parents call our front desk weekly asking why their BlueCross or Aetna insurance hasn't paid us directly.</w:t>
       </w:r>
     </w:p>
     <w:p>
@@ -119,7 +176,185 @@
           <w:color w:val="1E293B"/>
           <w:sz w:val="20"/>
         </w:rPr>
-        <w:t>Disclaimer required: Need an explicit disclaimer that progress evaluations are clinical estimates and not guaranteed medical or developmental outcomes.</w:t>
+        <w:t>Policy Fix: Clarify upfront that Bloom Speech is a direct private-pay clinic. We do not accept insurance assignment. We provide itemized superbills on the 1st of every calendar month containing all required medical diagnostic codes (ICD-10) and treatment procedure codes (CPT 92507, 92523, 92526) for families to submit for direct patient reimbursement.</w:t>
+      </w:r>
+    </w:p>
+    <w:p>
+      <w:r>
+        <w:br w:type="page"/>
+      </w:r>
+    </w:p>
+    <w:p>
+      <w:pPr>
+        <w:keepNext/>
+        <w:spacing w:before="280" w:after="80"/>
+      </w:pPr>
+      <w:r>
+        <w:rPr>
+          <w:rFonts w:ascii="Calibri" w:hAnsi="Calibri"/>
+          <w:b/>
+          <w:color w:val="0F172A"/>
+          <w:sz w:val="26"/>
+        </w:rPr>
+        <w:t>SECTION 2: COMPREHENSIVE CHILD DEVELOPMENTAL HISTORY QUESTIONNAIRE</w:t>
+      </w:r>
+    </w:p>
+    <w:p>
+      <w:pPr>
+        <w:spacing w:before="0" w:after="120" w:line="276" w:lineRule="auto"/>
+      </w:pPr>
+      <w:r>
+        <w:rPr>
+          <w:rFonts w:ascii="Calibri" w:hAnsi="Calibri"/>
+          <w:color w:val="1E293B"/>
+          <w:sz w:val="20"/>
+        </w:rPr>
+        <w:t>Required clinical intake questions covering medical, speech, language, and motor development:</w:t>
+      </w:r>
+    </w:p>
+    <w:p>
+      <w:pPr>
+        <w:pStyle w:val="ListBullet"/>
+        <w:spacing w:before="0" w:after="60" w:line="276" w:lineRule="auto"/>
+      </w:pPr>
+      <w:r>
+        <w:rPr>
+          <w:rFonts w:ascii="Calibri" w:hAnsi="Calibri"/>
+          <w:color w:val="1E293B"/>
+          <w:sz w:val="20"/>
+        </w:rPr>
+        <w:t>Prenatal &amp; Birth History: Full term (37-40 weeks) or premature? Birth weight? APGAR scores? Delivery complications (cesarean, oxygen deprivation, jaundice)? Prolonged NICU stay?</w:t>
+      </w:r>
+    </w:p>
+    <w:p>
+      <w:pPr>
+        <w:pStyle w:val="ListBullet"/>
+        <w:spacing w:before="0" w:after="60" w:line="276" w:lineRule="auto"/>
+      </w:pPr>
+      <w:r>
+        <w:rPr>
+          <w:rFonts w:ascii="Calibri" w:hAnsi="Calibri"/>
+          <w:color w:val="1E293B"/>
+          <w:sz w:val="20"/>
+        </w:rPr>
+        <w:t>Hearing &amp; Auditory Processing: Has the child passed an infant newborn hearing screen? History of chronic otitis media (ear infections)? Ear pressure equalization (PE) tubes placed?</w:t>
+      </w:r>
+    </w:p>
+    <w:p>
+      <w:pPr>
+        <w:pStyle w:val="ListBullet"/>
+        <w:spacing w:before="0" w:after="60" w:line="276" w:lineRule="auto"/>
+      </w:pPr>
+      <w:r>
+        <w:rPr>
+          <w:rFonts w:ascii="Calibri" w:hAnsi="Calibri"/>
+          <w:color w:val="1E293B"/>
+          <w:sz w:val="20"/>
+        </w:rPr>
+        <w:t>Speech &amp; Articulation Development: When did the child begin babbling? First spoken words (typically 12 months)? Putting two words together (typically 24 months)? Is the child's speech understood by unfamiliar adults (50% at age 2, 75% at age 3, 100% at age 4)?</w:t>
+      </w:r>
+    </w:p>
+    <w:p>
+      <w:pPr>
+        <w:pStyle w:val="ListBullet"/>
+        <w:spacing w:before="0" w:after="60" w:line="276" w:lineRule="auto"/>
+      </w:pPr>
+      <w:r>
+        <w:rPr>
+          <w:rFonts w:ascii="Calibri" w:hAnsi="Calibri"/>
+          <w:color w:val="1E293B"/>
+          <w:sz w:val="20"/>
+        </w:rPr>
+        <w:t>Receptive &amp; Expressive Language: Does the child follow 1-step and 2-step directions without gestures? Do they point to request objects? How do they communicate frustration (crying, tantrums, gestures, words)?</w:t>
+      </w:r>
+    </w:p>
+    <w:p>
+      <w:pPr>
+        <w:pStyle w:val="ListBullet"/>
+        <w:spacing w:before="0" w:after="60" w:line="276" w:lineRule="auto"/>
+      </w:pPr>
+      <w:r>
+        <w:rPr>
+          <w:rFonts w:ascii="Calibri" w:hAnsi="Calibri"/>
+          <w:color w:val="1E293B"/>
+          <w:sz w:val="20"/>
+        </w:rPr>
+        <w:t>Feeding &amp; Oral-Motor Function: Picky eating or texture aversion? Difficulty chewing solids? Coughing, choking, or gagging on liquids? Prolonged pacifier or thumb-sucking habits?</w:t>
+      </w:r>
+    </w:p>
+    <w:p>
+      <w:r>
+        <w:br w:type="page"/>
+      </w:r>
+    </w:p>
+    <w:p>
+      <w:pPr>
+        <w:keepNext/>
+        <w:spacing w:before="280" w:after="80"/>
+      </w:pPr>
+      <w:r>
+        <w:rPr>
+          <w:rFonts w:ascii="Calibri" w:hAnsi="Calibri"/>
+          <w:b/>
+          <w:color w:val="0F172A"/>
+          <w:sz w:val="26"/>
+        </w:rPr>
+        <w:t>SECTION 3: HIPAA COMPLIANCE, TELEPRACTICE &amp; MEDIA CONSENT</w:t>
+      </w:r>
+    </w:p>
+    <w:p>
+      <w:pPr>
+        <w:spacing w:before="0" w:after="120" w:line="276" w:lineRule="auto"/>
+      </w:pPr>
+      <w:r>
+        <w:rPr>
+          <w:rFonts w:ascii="Calibri" w:hAnsi="Calibri"/>
+          <w:color w:val="1E293B"/>
+          <w:sz w:val="20"/>
+        </w:rPr>
+        <w:t>Our 2019 HIPAA form is critically outdated. The updated agreement must incorporate modern clinical technology:</w:t>
+      </w:r>
+    </w:p>
+    <w:p>
+      <w:pPr>
+        <w:pStyle w:val="ListBullet"/>
+        <w:spacing w:before="0" w:after="60" w:line="276" w:lineRule="auto"/>
+      </w:pPr>
+      <w:r>
+        <w:rPr>
+          <w:rFonts w:ascii="Calibri" w:hAnsi="Calibri"/>
+          <w:color w:val="1E293B"/>
+          <w:sz w:val="20"/>
+        </w:rPr>
+        <w:t>Telepractice Video Recording: When conducting telepractice therapy via Zoom for Healthcare, sessions are encrypted end-to-end. Video recordings are prohibited unless explicitly authorized in writing for parent home-coaching review.</w:t>
+      </w:r>
+    </w:p>
+    <w:p>
+      <w:pPr>
+        <w:pStyle w:val="ListBullet"/>
+        <w:spacing w:before="0" w:after="60" w:line="276" w:lineRule="auto"/>
+      </w:pPr>
+      <w:r>
+        <w:rPr>
+          <w:rFonts w:ascii="Calibri" w:hAnsi="Calibri"/>
+          <w:color w:val="1E293B"/>
+          <w:sz w:val="20"/>
+        </w:rPr>
+        <w:t>Clinical Supervision Two-Way Mirror: Our clinical facility utilizes two-way observation mirrors for graduate student clinicians and CCC-SLP clinical fellows under direct supervision.</w:t>
+      </w:r>
+    </w:p>
+    <w:p>
+      <w:pPr>
+        <w:pStyle w:val="ListBullet"/>
+        <w:spacing w:before="0" w:after="60" w:line="276" w:lineRule="auto"/>
+      </w:pPr>
+      <w:r>
+        <w:rPr>
+          <w:rFonts w:ascii="Calibri" w:hAnsi="Calibri"/>
+          <w:color w:val="1E293B"/>
+          <w:sz w:val="20"/>
+        </w:rPr>
+        <w:t>Photographic &amp; Video Release Options: Three explicit checkboxes for parents: (A) Internal clinical education only; (B) De-identified social media &amp; marketing; (C) Strict opt-out (No photos or video authorized).</w:t>
       </w:r>
     </w:p>
     <w:sectPr>
@@ -156,7 +391,7 @@
       <w:jc w:val="right"/>
     </w:pPr>
     <w:r>
-      <w:t>Cuevas Speech &amp; Language Therapy — Rough Intake Notes &amp; Poli</w:t>
+      <w:t>Bloom Speech &amp; Language Clinic — Master Pediatric Intake &amp; C</w:t>
     </w:r>
   </w:p>
 </w:hdr>

--- a/public/chat_files/cuevas_intake_and_consent_draft_messy.docx
+++ b/public/chat_files/cuevas_intake_and_consent_draft_messy.docx
@@ -13,64 +13,7 @@
           <w:color w:val="0F172A"/>
           <w:sz w:val="44"/>
         </w:rPr>
-        <w:t>Bloom Speech &amp; Language Clinic — Master Pediatric Intake &amp; Clinical Consent Packet (Clinical Draft Notes)</w:t>
-      </w:r>
-    </w:p>
-    <w:p>
-      <w:pPr>
-        <w:spacing w:before="0" w:after="120" w:line="276" w:lineRule="auto"/>
-      </w:pPr>
-      <w:r>
-        <w:rPr>
-          <w:rFonts w:ascii="Calibri" w:hAnsi="Calibri"/>
-          <w:color w:val="1E293B"/>
-          <w:sz w:val="20"/>
-        </w:rPr>
-        <w:t>PRACTICE: Bloom Speech &amp; Language Therapy, PLLC · San Antonio &amp; Austin, TX</w:t>
-      </w:r>
-    </w:p>
-    <w:p>
-      <w:pPr>
-        <w:spacing w:before="0" w:after="120" w:line="276" w:lineRule="auto"/>
-      </w:pPr>
-      <w:r>
-        <w:rPr>
-          <w:rFonts w:ascii="Calibri" w:hAnsi="Calibri"/>
-          <w:color w:val="1E293B"/>
-          <w:sz w:val="20"/>
-        </w:rPr>
-        <w:t>CLINICAL DIRECTOR: Issa Cuevas, M.S., CCC-SLP (Licensed Pediatric Speech-Language Pathologist)</w:t>
-      </w:r>
-    </w:p>
-    <w:p>
-      <w:pPr>
-        <w:spacing w:before="0" w:after="120" w:line="276" w:lineRule="auto"/>
-      </w:pPr>
-      <w:r>
-        <w:rPr>
-          <w:rFonts w:ascii="Calibri" w:hAnsi="Calibri"/>
-          <w:color w:val="1E293B"/>
-          <w:sz w:val="20"/>
-        </w:rPr>
-        <w:t>FACILITY ADDRESS: 3410 Far West Blvd, Suite 280, Austin, TX 78731</w:t>
-      </w:r>
-    </w:p>
-    <w:p>
-      <w:pPr>
-        <w:spacing w:before="0" w:after="120" w:line="276" w:lineRule="auto"/>
-      </w:pPr>
-      <w:r>
-        <w:rPr>
-          <w:rFonts w:ascii="Calibri" w:hAnsi="Calibri"/>
-          <w:color w:val="1E293B"/>
-          <w:sz w:val="20"/>
-        </w:rPr>
-        <w:t>DOCUMENT: Master Pediatric Clinical Intake Questionnaire &amp; Financial Policy Scramble</w:t>
-      </w:r>
-    </w:p>
-    <w:p>
-      <w:r>
-        <w:br w:type="page"/>
+        <w:t>Cuevas Speech &amp; Language Therapy — Rough Intake Notes &amp; Policy Scramble</w:t>
       </w:r>
     </w:p>
     <w:p>
@@ -85,7 +28,7 @@
           <w:color w:val="0F172A"/>
           <w:sz w:val="26"/>
         </w:rPr>
-        <w:t>SECTION 1: CLINICAL BACKGROUND &amp; PROBLEMS WITH OUTDATED 2019 FORMS</w:t>
+        <w:t>CLINIC INTAKE DESK NOTES (ROUGH DRAFT — ISSA CUEVAS)</w:t>
       </w:r>
     </w:p>
     <w:p>
@@ -98,7 +41,7 @@
           <w:color w:val="1E293B"/>
           <w:sz w:val="20"/>
         </w:rPr>
-        <w:t>Notes from Issa on why our existing clinic paperwork is failing us in 2026:</w:t>
+        <w:t>Practice: Cuevas Speech &amp; Language Therapy, PLLC · 3410 Far West Blvd, Suite 280, Austin, TX 78731.</w:t>
       </w:r>
     </w:p>
     <w:p>
@@ -111,7 +54,7 @@
           <w:color w:val="1E293B"/>
           <w:sz w:val="20"/>
         </w:rPr>
-        <w:t>1. The 'Late Cancellation' Dispute: Parents constantly push back when billed for missed therapy sessions. Last month, a parent argued that our $50 fee was an 'unfair penalty' because their child woke up with a fever at 7:00 AM.</w:t>
+        <w:t>Issues with current 2019 paperwork: Parents constantly argue over missed sessions. Last week Mrs. Henderson refused to pay the $50 late fee because she claimed 'it wasn't clear in the paperwork' that sick days still hold the therapist's hour.</w:t>
       </w:r>
     </w:p>
     <w:p>
@@ -124,7 +67,7 @@
           <w:color w:val="1E293B"/>
           <w:sz w:val="20"/>
         </w:rPr>
-        <w:t>Legal Re-wording Mandate: We must eliminate the word 'cancellation penalty' and reframe this as a '$75 Reserved Clinical Hour Fee.' In pediatric speech pathology, we reserve an entire treatment room and 60 minutes of specialized clinician time. Insurance does not reimburse missed therapy hours. If a family reserves that slot, our therapist is sitting in the clinic prepared to work.</w:t>
+        <w:t>Need to change the policy wording: It must state '$75 reserved clinical hour fee' — not an admin charge or late fee. In pediatric speech pathology, we reserve an entire treatment room and 60 minutes of clinician time. Third-party insurance never reimburses missed hours.</w:t>
       </w:r>
     </w:p>
     <w:p>
@@ -137,7 +80,7 @@
           <w:color w:val="1E293B"/>
           <w:sz w:val="20"/>
         </w:rPr>
-        <w:t>2. Split-Custody Guarantor Nightmares: We frequently encounter divorced parents where Mother signs the intake form and says, 'Bill my ex-husband per our divorce decree.' The ex-husband refuses to pay, leaving our practice with thousands in uncollectible debt.</w:t>
+        <w:t>HIPAA notice needs major overhaul: Form is from 2019. Does not mention telepractice video recording, two-way mirror observation rooms, or our new encrypted EHR tablet check-in system.</w:t>
       </w:r>
     </w:p>
     <w:p>
@@ -150,7 +93,7 @@
           <w:color w:val="1E293B"/>
           <w:sz w:val="20"/>
         </w:rPr>
-        <w:t>Legal Fix: Strict financial guarantor clause. The parent or guardian who physically or digitally signs this agreement is the sole Legal Financial Guarantor personally liable for 100% of session fees, regardless of third-party divorce stipulations or custody agreements.</w:t>
+        <w:t>Guarantor confusion: We treat pediatric minors, but parents often write down split custody or say 'bill my ex-husband'. We need strict legal language that whoever signs the agreement is the sole Legal Financial Guarantor personally liable for all fees.</w:t>
       </w:r>
     </w:p>
     <w:p>
@@ -163,7 +106,7 @@
           <w:color w:val="1E293B"/>
           <w:sz w:val="20"/>
         </w:rPr>
-        <w:t>3. Out-of-Network Superbill Clarification: Parents call our front desk weekly asking why their BlueCross or Aetna insurance hasn't paid us directly.</w:t>
+        <w:t>Superbills: Parents keep asking when superbills are ready for their out-of-network insurance reimbursement. We need a fixed schedule: Superbills are generated on the 1st of each calendar month with CPT codes (92507, 92523, 92526) and ICD-10 codes.</w:t>
       </w:r>
     </w:p>
     <w:p>
@@ -176,185 +119,7 @@
           <w:color w:val="1E293B"/>
           <w:sz w:val="20"/>
         </w:rPr>
-        <w:t>Policy Fix: Clarify upfront that Bloom Speech is a direct private-pay clinic. We do not accept insurance assignment. We provide itemized superbills on the 1st of every calendar month containing all required medical diagnostic codes (ICD-10) and treatment procedure codes (CPT 92507, 92523, 92526) for families to submit for direct patient reimbursement.</w:t>
-      </w:r>
-    </w:p>
-    <w:p>
-      <w:r>
-        <w:br w:type="page"/>
-      </w:r>
-    </w:p>
-    <w:p>
-      <w:pPr>
-        <w:keepNext/>
-        <w:spacing w:before="280" w:after="80"/>
-      </w:pPr>
-      <w:r>
-        <w:rPr>
-          <w:rFonts w:ascii="Calibri" w:hAnsi="Calibri"/>
-          <w:b/>
-          <w:color w:val="0F172A"/>
-          <w:sz w:val="26"/>
-        </w:rPr>
-        <w:t>SECTION 2: COMPREHENSIVE CHILD DEVELOPMENTAL HISTORY QUESTIONNAIRE</w:t>
-      </w:r>
-    </w:p>
-    <w:p>
-      <w:pPr>
-        <w:spacing w:before="0" w:after="120" w:line="276" w:lineRule="auto"/>
-      </w:pPr>
-      <w:r>
-        <w:rPr>
-          <w:rFonts w:ascii="Calibri" w:hAnsi="Calibri"/>
-          <w:color w:val="1E293B"/>
-          <w:sz w:val="20"/>
-        </w:rPr>
-        <w:t>Required clinical intake questions covering medical, speech, language, and motor development:</w:t>
-      </w:r>
-    </w:p>
-    <w:p>
-      <w:pPr>
-        <w:pStyle w:val="ListBullet"/>
-        <w:spacing w:before="0" w:after="60" w:line="276" w:lineRule="auto"/>
-      </w:pPr>
-      <w:r>
-        <w:rPr>
-          <w:rFonts w:ascii="Calibri" w:hAnsi="Calibri"/>
-          <w:color w:val="1E293B"/>
-          <w:sz w:val="20"/>
-        </w:rPr>
-        <w:t>Prenatal &amp; Birth History: Full term (37-40 weeks) or premature? Birth weight? APGAR scores? Delivery complications (cesarean, oxygen deprivation, jaundice)? Prolonged NICU stay?</w:t>
-      </w:r>
-    </w:p>
-    <w:p>
-      <w:pPr>
-        <w:pStyle w:val="ListBullet"/>
-        <w:spacing w:before="0" w:after="60" w:line="276" w:lineRule="auto"/>
-      </w:pPr>
-      <w:r>
-        <w:rPr>
-          <w:rFonts w:ascii="Calibri" w:hAnsi="Calibri"/>
-          <w:color w:val="1E293B"/>
-          <w:sz w:val="20"/>
-        </w:rPr>
-        <w:t>Hearing &amp; Auditory Processing: Has the child passed an infant newborn hearing screen? History of chronic otitis media (ear infections)? Ear pressure equalization (PE) tubes placed?</w:t>
-      </w:r>
-    </w:p>
-    <w:p>
-      <w:pPr>
-        <w:pStyle w:val="ListBullet"/>
-        <w:spacing w:before="0" w:after="60" w:line="276" w:lineRule="auto"/>
-      </w:pPr>
-      <w:r>
-        <w:rPr>
-          <w:rFonts w:ascii="Calibri" w:hAnsi="Calibri"/>
-          <w:color w:val="1E293B"/>
-          <w:sz w:val="20"/>
-        </w:rPr>
-        <w:t>Speech &amp; Articulation Development: When did the child begin babbling? First spoken words (typically 12 months)? Putting two words together (typically 24 months)? Is the child's speech understood by unfamiliar adults (50% at age 2, 75% at age 3, 100% at age 4)?</w:t>
-      </w:r>
-    </w:p>
-    <w:p>
-      <w:pPr>
-        <w:pStyle w:val="ListBullet"/>
-        <w:spacing w:before="0" w:after="60" w:line="276" w:lineRule="auto"/>
-      </w:pPr>
-      <w:r>
-        <w:rPr>
-          <w:rFonts w:ascii="Calibri" w:hAnsi="Calibri"/>
-          <w:color w:val="1E293B"/>
-          <w:sz w:val="20"/>
-        </w:rPr>
-        <w:t>Receptive &amp; Expressive Language: Does the child follow 1-step and 2-step directions without gestures? Do they point to request objects? How do they communicate frustration (crying, tantrums, gestures, words)?</w:t>
-      </w:r>
-    </w:p>
-    <w:p>
-      <w:pPr>
-        <w:pStyle w:val="ListBullet"/>
-        <w:spacing w:before="0" w:after="60" w:line="276" w:lineRule="auto"/>
-      </w:pPr>
-      <w:r>
-        <w:rPr>
-          <w:rFonts w:ascii="Calibri" w:hAnsi="Calibri"/>
-          <w:color w:val="1E293B"/>
-          <w:sz w:val="20"/>
-        </w:rPr>
-        <w:t>Feeding &amp; Oral-Motor Function: Picky eating or texture aversion? Difficulty chewing solids? Coughing, choking, or gagging on liquids? Prolonged pacifier or thumb-sucking habits?</w:t>
-      </w:r>
-    </w:p>
-    <w:p>
-      <w:r>
-        <w:br w:type="page"/>
-      </w:r>
-    </w:p>
-    <w:p>
-      <w:pPr>
-        <w:keepNext/>
-        <w:spacing w:before="280" w:after="80"/>
-      </w:pPr>
-      <w:r>
-        <w:rPr>
-          <w:rFonts w:ascii="Calibri" w:hAnsi="Calibri"/>
-          <w:b/>
-          <w:color w:val="0F172A"/>
-          <w:sz w:val="26"/>
-        </w:rPr>
-        <w:t>SECTION 3: HIPAA COMPLIANCE, TELEPRACTICE &amp; MEDIA CONSENT</w:t>
-      </w:r>
-    </w:p>
-    <w:p>
-      <w:pPr>
-        <w:spacing w:before="0" w:after="120" w:line="276" w:lineRule="auto"/>
-      </w:pPr>
-      <w:r>
-        <w:rPr>
-          <w:rFonts w:ascii="Calibri" w:hAnsi="Calibri"/>
-          <w:color w:val="1E293B"/>
-          <w:sz w:val="20"/>
-        </w:rPr>
-        <w:t>Our 2019 HIPAA form is critically outdated. The updated agreement must incorporate modern clinical technology:</w:t>
-      </w:r>
-    </w:p>
-    <w:p>
-      <w:pPr>
-        <w:pStyle w:val="ListBullet"/>
-        <w:spacing w:before="0" w:after="60" w:line="276" w:lineRule="auto"/>
-      </w:pPr>
-      <w:r>
-        <w:rPr>
-          <w:rFonts w:ascii="Calibri" w:hAnsi="Calibri"/>
-          <w:color w:val="1E293B"/>
-          <w:sz w:val="20"/>
-        </w:rPr>
-        <w:t>Telepractice Video Recording: When conducting telepractice therapy via Zoom for Healthcare, sessions are encrypted end-to-end. Video recordings are prohibited unless explicitly authorized in writing for parent home-coaching review.</w:t>
-      </w:r>
-    </w:p>
-    <w:p>
-      <w:pPr>
-        <w:pStyle w:val="ListBullet"/>
-        <w:spacing w:before="0" w:after="60" w:line="276" w:lineRule="auto"/>
-      </w:pPr>
-      <w:r>
-        <w:rPr>
-          <w:rFonts w:ascii="Calibri" w:hAnsi="Calibri"/>
-          <w:color w:val="1E293B"/>
-          <w:sz w:val="20"/>
-        </w:rPr>
-        <w:t>Clinical Supervision Two-Way Mirror: Our clinical facility utilizes two-way observation mirrors for graduate student clinicians and CCC-SLP clinical fellows under direct supervision.</w:t>
-      </w:r>
-    </w:p>
-    <w:p>
-      <w:pPr>
-        <w:pStyle w:val="ListBullet"/>
-        <w:spacing w:before="0" w:after="60" w:line="276" w:lineRule="auto"/>
-      </w:pPr>
-      <w:r>
-        <w:rPr>
-          <w:rFonts w:ascii="Calibri" w:hAnsi="Calibri"/>
-          <w:color w:val="1E293B"/>
-          <w:sz w:val="20"/>
-        </w:rPr>
-        <w:t>Photographic &amp; Video Release Options: Three explicit checkboxes for parents: (A) Internal clinical education only; (B) De-identified social media &amp; marketing; (C) Strict opt-out (No photos or video authorized).</w:t>
+        <w:t>Disclaimer required: Need an explicit disclaimer that progress evaluations are clinical estimates and not guaranteed medical or developmental outcomes.</w:t>
       </w:r>
     </w:p>
     <w:sectPr>
@@ -391,7 +156,7 @@
       <w:jc w:val="right"/>
     </w:pPr>
     <w:r>
-      <w:t>Bloom Speech &amp; Language Clinic — Master Pediatric Intake &amp; C</w:t>
+      <w:t>Cuevas Speech &amp; Language Therapy — Rough Intake Notes &amp; Poli</w:t>
     </w:r>
   </w:p>
 </w:hdr>
